--- a/Planning/CourseInfo_IDMA26.docx
+++ b/Planning/CourseInfo_IDMA26.docx
@@ -96,7 +96,7 @@
           <w:b/>
           <w:noProof/>
         </w:rPr>
-        <w:t>Thursday, February 12, 2026</w:t>
+        <w:t>Saturday, February 28, 2026</w:t>
       </w:r>
       <w:r>
         <w:rPr>
